--- a/SL4J Logging exercises/Logging Error Messages and Warning Levels.docx
+++ b/SL4J Logging exercises/Logging Error Messages and Warning Levels.docx
@@ -4,14 +4,11 @@
   <w:body>
     <w:p>
       <w:r>
-        <w:rPr>
-          <w:noProof/>
-        </w:rPr>
         <w:drawing>
-          <wp:inline distT="0" distB="0" distL="0" distR="0" wp14:anchorId="13DCAFC6" wp14:editId="0732708E">
-            <wp:extent cx="5731510" cy="3536950"/>
-            <wp:effectExtent l="0" t="0" r="2540" b="6350"/>
-            <wp:docPr id="1216224278" name="Picture 1"/>
+          <wp:inline distT="0" distB="0" distL="0" distR="0" wp14:anchorId="65C9A55D" wp14:editId="34A77EB8">
+            <wp:extent cx="5731510" cy="3582035"/>
+            <wp:effectExtent l="0" t="0" r="2540" b="0"/>
+            <wp:docPr id="614995502" name="Picture 1"/>
             <wp:cNvGraphicFramePr>
               <a:graphicFrameLocks xmlns:a="http://schemas.openxmlformats.org/drawingml/2006/main" noChangeAspect="1"/>
             </wp:cNvGraphicFramePr>
@@ -19,17 +16,11 @@
               <a:graphicData uri="http://schemas.openxmlformats.org/drawingml/2006/picture">
                 <pic:pic xmlns:pic="http://schemas.openxmlformats.org/drawingml/2006/picture">
                   <pic:nvPicPr>
-                    <pic:cNvPr id="1216224278" name="Picture 1216224278"/>
+                    <pic:cNvPr id="614995502" name=""/>
                     <pic:cNvPicPr/>
                   </pic:nvPicPr>
                   <pic:blipFill>
-                    <a:blip r:embed="rId4" cstate="print">
-                      <a:extLst>
-                        <a:ext uri="{28A0092B-C50C-407E-A947-70E740481C1C}">
-                          <a14:useLocalDpi xmlns:a14="http://schemas.microsoft.com/office/drawing/2010/main" val="0"/>
-                        </a:ext>
-                      </a:extLst>
-                    </a:blip>
+                    <a:blip r:embed="rId4"/>
                     <a:stretch>
                       <a:fillRect/>
                     </a:stretch>
@@ -37,7 +28,7 @@
                   <pic:spPr>
                     <a:xfrm>
                       <a:off x="0" y="0"/>
-                      <a:ext cx="5731510" cy="3536950"/>
+                      <a:ext cx="5731510" cy="3582035"/>
                     </a:xfrm>
                     <a:prstGeom prst="rect">
                       <a:avLst/>
@@ -468,7 +459,7 @@
     <w:link w:val="Heading1Char"/>
     <w:uiPriority w:val="9"/>
     <w:qFormat/>
-    <w:rsid w:val="00AE0828"/>
+    <w:rsid w:val="00E609BD"/>
     <w:pPr>
       <w:keepNext/>
       <w:keepLines/>
@@ -491,7 +482,7 @@
     <w:semiHidden/>
     <w:unhideWhenUsed/>
     <w:qFormat/>
-    <w:rsid w:val="00AE0828"/>
+    <w:rsid w:val="00E609BD"/>
     <w:pPr>
       <w:keepNext/>
       <w:keepLines/>
@@ -514,7 +505,7 @@
     <w:semiHidden/>
     <w:unhideWhenUsed/>
     <w:qFormat/>
-    <w:rsid w:val="00AE0828"/>
+    <w:rsid w:val="00E609BD"/>
     <w:pPr>
       <w:keepNext/>
       <w:keepLines/>
@@ -537,7 +528,7 @@
     <w:semiHidden/>
     <w:unhideWhenUsed/>
     <w:qFormat/>
-    <w:rsid w:val="00AE0828"/>
+    <w:rsid w:val="00E609BD"/>
     <w:pPr>
       <w:keepNext/>
       <w:keepLines/>
@@ -560,7 +551,7 @@
     <w:semiHidden/>
     <w:unhideWhenUsed/>
     <w:qFormat/>
-    <w:rsid w:val="00AE0828"/>
+    <w:rsid w:val="00E609BD"/>
     <w:pPr>
       <w:keepNext/>
       <w:keepLines/>
@@ -581,7 +572,7 @@
     <w:semiHidden/>
     <w:unhideWhenUsed/>
     <w:qFormat/>
-    <w:rsid w:val="00AE0828"/>
+    <w:rsid w:val="00E609BD"/>
     <w:pPr>
       <w:keepNext/>
       <w:keepLines/>
@@ -604,7 +595,7 @@
     <w:semiHidden/>
     <w:unhideWhenUsed/>
     <w:qFormat/>
-    <w:rsid w:val="00AE0828"/>
+    <w:rsid w:val="00E609BD"/>
     <w:pPr>
       <w:keepNext/>
       <w:keepLines/>
@@ -625,7 +616,7 @@
     <w:semiHidden/>
     <w:unhideWhenUsed/>
     <w:qFormat/>
-    <w:rsid w:val="00AE0828"/>
+    <w:rsid w:val="00E609BD"/>
     <w:pPr>
       <w:keepNext/>
       <w:keepLines/>
@@ -648,7 +639,7 @@
     <w:semiHidden/>
     <w:unhideWhenUsed/>
     <w:qFormat/>
-    <w:rsid w:val="00AE0828"/>
+    <w:rsid w:val="00E609BD"/>
     <w:pPr>
       <w:keepNext/>
       <w:keepLines/>
@@ -692,7 +683,7 @@
     <w:basedOn w:val="DefaultParagraphFont"/>
     <w:link w:val="Heading1"/>
     <w:uiPriority w:val="9"/>
-    <w:rsid w:val="00AE0828"/>
+    <w:rsid w:val="00E609BD"/>
     <w:rPr>
       <w:rFonts w:asciiTheme="majorHAnsi" w:eastAsiaTheme="majorEastAsia" w:hAnsiTheme="majorHAnsi" w:cstheme="majorBidi"/>
       <w:color w:val="2F5496" w:themeColor="accent1" w:themeShade="BF"/>
@@ -706,7 +697,7 @@
     <w:link w:val="Heading2"/>
     <w:uiPriority w:val="9"/>
     <w:semiHidden/>
-    <w:rsid w:val="00AE0828"/>
+    <w:rsid w:val="00E609BD"/>
     <w:rPr>
       <w:rFonts w:asciiTheme="majorHAnsi" w:eastAsiaTheme="majorEastAsia" w:hAnsiTheme="majorHAnsi" w:cstheme="majorBidi"/>
       <w:color w:val="2F5496" w:themeColor="accent1" w:themeShade="BF"/>
@@ -720,7 +711,7 @@
     <w:link w:val="Heading3"/>
     <w:uiPriority w:val="9"/>
     <w:semiHidden/>
-    <w:rsid w:val="00AE0828"/>
+    <w:rsid w:val="00E609BD"/>
     <w:rPr>
       <w:rFonts w:eastAsiaTheme="majorEastAsia" w:cstheme="majorBidi"/>
       <w:color w:val="2F5496" w:themeColor="accent1" w:themeShade="BF"/>
@@ -734,7 +725,7 @@
     <w:link w:val="Heading4"/>
     <w:uiPriority w:val="9"/>
     <w:semiHidden/>
-    <w:rsid w:val="00AE0828"/>
+    <w:rsid w:val="00E609BD"/>
     <w:rPr>
       <w:rFonts w:eastAsiaTheme="majorEastAsia" w:cstheme="majorBidi"/>
       <w:i/>
@@ -748,7 +739,7 @@
     <w:link w:val="Heading5"/>
     <w:uiPriority w:val="9"/>
     <w:semiHidden/>
-    <w:rsid w:val="00AE0828"/>
+    <w:rsid w:val="00E609BD"/>
     <w:rPr>
       <w:rFonts w:eastAsiaTheme="majorEastAsia" w:cstheme="majorBidi"/>
       <w:color w:val="2F5496" w:themeColor="accent1" w:themeShade="BF"/>
@@ -760,7 +751,7 @@
     <w:link w:val="Heading6"/>
     <w:uiPriority w:val="9"/>
     <w:semiHidden/>
-    <w:rsid w:val="00AE0828"/>
+    <w:rsid w:val="00E609BD"/>
     <w:rPr>
       <w:rFonts w:eastAsiaTheme="majorEastAsia" w:cstheme="majorBidi"/>
       <w:i/>
@@ -774,7 +765,7 @@
     <w:link w:val="Heading7"/>
     <w:uiPriority w:val="9"/>
     <w:semiHidden/>
-    <w:rsid w:val="00AE0828"/>
+    <w:rsid w:val="00E609BD"/>
     <w:rPr>
       <w:rFonts w:eastAsiaTheme="majorEastAsia" w:cstheme="majorBidi"/>
       <w:color w:val="595959" w:themeColor="text1" w:themeTint="A6"/>
@@ -786,7 +777,7 @@
     <w:link w:val="Heading8"/>
     <w:uiPriority w:val="9"/>
     <w:semiHidden/>
-    <w:rsid w:val="00AE0828"/>
+    <w:rsid w:val="00E609BD"/>
     <w:rPr>
       <w:rFonts w:eastAsiaTheme="majorEastAsia" w:cstheme="majorBidi"/>
       <w:i/>
@@ -800,7 +791,7 @@
     <w:link w:val="Heading9"/>
     <w:uiPriority w:val="9"/>
     <w:semiHidden/>
-    <w:rsid w:val="00AE0828"/>
+    <w:rsid w:val="00E609BD"/>
     <w:rPr>
       <w:rFonts w:eastAsiaTheme="majorEastAsia" w:cstheme="majorBidi"/>
       <w:color w:val="272727" w:themeColor="text1" w:themeTint="D8"/>
@@ -813,7 +804,7 @@
     <w:link w:val="TitleChar"/>
     <w:uiPriority w:val="10"/>
     <w:qFormat/>
-    <w:rsid w:val="00AE0828"/>
+    <w:rsid w:val="00E609BD"/>
     <w:pPr>
       <w:spacing w:after="80" w:line="240" w:lineRule="auto"/>
       <w:contextualSpacing/>
@@ -831,7 +822,7 @@
     <w:basedOn w:val="DefaultParagraphFont"/>
     <w:link w:val="Title"/>
     <w:uiPriority w:val="10"/>
-    <w:rsid w:val="00AE0828"/>
+    <w:rsid w:val="00E609BD"/>
     <w:rPr>
       <w:rFonts w:asciiTheme="majorHAnsi" w:eastAsiaTheme="majorEastAsia" w:hAnsiTheme="majorHAnsi" w:cstheme="majorBidi"/>
       <w:spacing w:val="-10"/>
@@ -847,7 +838,7 @@
     <w:link w:val="SubtitleChar"/>
     <w:uiPriority w:val="11"/>
     <w:qFormat/>
-    <w:rsid w:val="00AE0828"/>
+    <w:rsid w:val="00E609BD"/>
     <w:pPr>
       <w:numPr>
         <w:ilvl w:val="1"/>
@@ -866,7 +857,7 @@
     <w:basedOn w:val="DefaultParagraphFont"/>
     <w:link w:val="Subtitle"/>
     <w:uiPriority w:val="11"/>
-    <w:rsid w:val="00AE0828"/>
+    <w:rsid w:val="00E609BD"/>
     <w:rPr>
       <w:rFonts w:eastAsiaTheme="majorEastAsia" w:cstheme="majorBidi"/>
       <w:color w:val="595959" w:themeColor="text1" w:themeTint="A6"/>
@@ -882,7 +873,7 @@
     <w:link w:val="QuoteChar"/>
     <w:uiPriority w:val="29"/>
     <w:qFormat/>
-    <w:rsid w:val="00AE0828"/>
+    <w:rsid w:val="00E609BD"/>
     <w:pPr>
       <w:spacing w:before="160"/>
       <w:jc w:val="center"/>
@@ -898,7 +889,7 @@
     <w:basedOn w:val="DefaultParagraphFont"/>
     <w:link w:val="Quote"/>
     <w:uiPriority w:val="29"/>
-    <w:rsid w:val="00AE0828"/>
+    <w:rsid w:val="00E609BD"/>
     <w:rPr>
       <w:i/>
       <w:iCs/>
@@ -910,7 +901,7 @@
     <w:basedOn w:val="Normal"/>
     <w:uiPriority w:val="34"/>
     <w:qFormat/>
-    <w:rsid w:val="00AE0828"/>
+    <w:rsid w:val="00E609BD"/>
     <w:pPr>
       <w:ind w:left="720"/>
       <w:contextualSpacing/>
@@ -921,7 +912,7 @@
     <w:basedOn w:val="DefaultParagraphFont"/>
     <w:uiPriority w:val="21"/>
     <w:qFormat/>
-    <w:rsid w:val="00AE0828"/>
+    <w:rsid w:val="00E609BD"/>
     <w:rPr>
       <w:i/>
       <w:iCs/>
@@ -935,7 +926,7 @@
     <w:link w:val="IntenseQuoteChar"/>
     <w:uiPriority w:val="30"/>
     <w:qFormat/>
-    <w:rsid w:val="00AE0828"/>
+    <w:rsid w:val="00E609BD"/>
     <w:pPr>
       <w:pBdr>
         <w:top w:val="single" w:sz="4" w:space="10" w:color="2F5496" w:themeColor="accent1" w:themeShade="BF"/>
@@ -956,7 +947,7 @@
     <w:basedOn w:val="DefaultParagraphFont"/>
     <w:link w:val="IntenseQuote"/>
     <w:uiPriority w:val="30"/>
-    <w:rsid w:val="00AE0828"/>
+    <w:rsid w:val="00E609BD"/>
     <w:rPr>
       <w:i/>
       <w:iCs/>
@@ -968,7 +959,7 @@
     <w:basedOn w:val="DefaultParagraphFont"/>
     <w:uiPriority w:val="32"/>
     <w:qFormat/>
-    <w:rsid w:val="00AE0828"/>
+    <w:rsid w:val="00E609BD"/>
     <w:rPr>
       <w:b/>
       <w:bCs/>
